--- a/downloads/BeezKnees_Bee_Health_Checker_UK.docx
+++ b/downloads/BeezKnees_Bee_Health_Checker_UK.docx
@@ -536,14 +536,13 @@
           </w:tcPr>
           <w:p>
             <w:pPr>
-              <w:jc w:val="center"/>
               <w:rPr>
-                <w:b/>
+                <w:bCs/>
               </w:rPr>
             </w:pPr>
             <w:r>
               <w:rPr>
-                <w:b/>
+                <w:bCs/>
               </w:rPr>
               <w:t>Hard, dark, stone-like mummified brood</w:t>
             </w:r>
@@ -555,16 +554,29 @@
           </w:tcPr>
           <w:p>
             <w:pPr>
-              <w:jc w:val="center"/>
               <w:rPr>
-                <w:b/>
+                <w:bCs/>
               </w:rPr>
             </w:pPr>
             <w:r>
               <w:rPr>
-                <w:b/>
+                <w:bCs/>
               </w:rPr>
-              <w:t>Check damp conditions and hygiene; confirm it is brood not debris</w:t>
+              <w:t xml:space="preserve">Check damp conditions and hygiene; confirm it is </w:t>
+            </w:r>
+            <w:proofErr w:type="gramStart"/>
+            <w:r>
+              <w:rPr>
+                <w:bCs/>
+              </w:rPr>
+              <w:t>brood</w:t>
+            </w:r>
+            <w:proofErr w:type="gramEnd"/>
+            <w:r>
+              <w:rPr>
+                <w:bCs/>
+              </w:rPr>
+              <w:t xml:space="preserve"> not debris</w:t>
             </w:r>
           </w:p>
         </w:tc>
@@ -574,14 +586,13 @@
           </w:tcPr>
           <w:p>
             <w:pPr>
-              <w:jc w:val="center"/>
               <w:rPr>
-                <w:b/>
+                <w:bCs/>
               </w:rPr>
             </w:pPr>
             <w:r>
               <w:rPr>
-                <w:b/>
+                <w:bCs/>
               </w:rPr>
               <w:t>Stonebrood (Aspergillus spp.)</w:t>
             </w:r>
@@ -593,14 +604,13 @@
           </w:tcPr>
           <w:p>
             <w:pPr>
-              <w:jc w:val="center"/>
               <w:rPr>
-                <w:b/>
+                <w:bCs/>
               </w:rPr>
             </w:pPr>
             <w:r>
               <w:rPr>
-                <w:b/>
+                <w:bCs/>
               </w:rPr>
               <w:t>Act soon</w:t>
             </w:r>
@@ -612,16 +622,51 @@
           </w:tcPr>
           <w:p>
             <w:pPr>
-              <w:jc w:val="center"/>
               <w:rPr>
-                <w:b/>
+                <w:bCs/>
               </w:rPr>
             </w:pPr>
+            <w:proofErr w:type="gramStart"/>
             <w:r>
               <w:rPr>
-                <w:b/>
+                <w:bCs/>
               </w:rPr>
-              <w:t>Remove affected material where practical. Improve hive conditions (dry, well-sited).</w:t>
+              <w:t>Remove</w:t>
+            </w:r>
+            <w:proofErr w:type="gramEnd"/>
+            <w:r>
+              <w:rPr>
+                <w:bCs/>
+              </w:rPr>
+              <w:t xml:space="preserve"> affected </w:t>
+            </w:r>
+            <w:proofErr w:type="gramStart"/>
+            <w:r>
+              <w:rPr>
+                <w:bCs/>
+              </w:rPr>
+              <w:t>material</w:t>
+            </w:r>
+            <w:proofErr w:type="gramEnd"/>
+            <w:r>
+              <w:rPr>
+                <w:bCs/>
+              </w:rPr>
+              <w:t xml:space="preserve"> </w:t>
+            </w:r>
+            <w:proofErr w:type="gramStart"/>
+            <w:r>
+              <w:rPr>
+                <w:bCs/>
+              </w:rPr>
+              <w:t>where</w:t>
+            </w:r>
+            <w:proofErr w:type="gramEnd"/>
+            <w:r>
+              <w:rPr>
+                <w:bCs/>
+              </w:rPr>
+              <w:t xml:space="preserve"> practical. Improve hive conditions (dry, well-sited).</w:t>
             </w:r>
           </w:p>
         </w:tc>

--- a/downloads/BeezKnees_Bee_Health_Checker_UK.docx
+++ b/downloads/BeezKnees_Bee_Health_Checker_UK.docx
@@ -420,7 +420,15 @@
           </w:tcPr>
           <w:p>
             <w:r>
-              <w:t>Improve ventilation and dryness. Replace badly affected comb. Consider requeening if persistent.</w:t>
+              <w:t xml:space="preserve">Improve ventilation and dryness. Replace badly affected comb. Consider </w:t>
+            </w:r>
+            <w:proofErr w:type="gramStart"/>
+            <w:r>
+              <w:t>requeening</w:t>
+            </w:r>
+            <w:proofErr w:type="gramEnd"/>
+            <w:r>
+              <w:t xml:space="preserve"> if persistent.</w:t>
             </w:r>
           </w:p>
         </w:tc>
@@ -770,7 +778,15 @@
           </w:tcPr>
           <w:p>
             <w:r>
-              <w:t>Reduce stress and ensure nutrition. Manage varroa effectively. Avoid combining colonies unless confident you are not spreading issues.</w:t>
+              <w:t xml:space="preserve">Reduce stress and ensure nutrition. Manage </w:t>
+            </w:r>
+            <w:proofErr w:type="gramStart"/>
+            <w:r>
+              <w:t>varroa</w:t>
+            </w:r>
+            <w:proofErr w:type="gramEnd"/>
+            <w:r>
+              <w:t xml:space="preserve"> effectively. Avoid combining colonies unless confident you are not spreading issues.</w:t>
             </w:r>
           </w:p>
         </w:tc>
@@ -886,8 +902,13 @@
           </w:tcPr>
           <w:p>
             <w:r>
-              <w:t>Larvae look like fluid-filled sacs; head raised; larvae yellow-brown</w:t>
+              <w:t xml:space="preserve">Larvae look like fluid-filled sacs; head raised; larvae </w:t>
             </w:r>
+            <w:proofErr w:type="gramStart"/>
+            <w:r>
+              <w:t>yellow-brown</w:t>
+            </w:r>
+            <w:proofErr w:type="gramEnd"/>
           </w:p>
         </w:tc>
         <w:tc>
@@ -1419,7 +1440,12 @@
     </w:tbl>
     <w:p/>
     <w:sectPr>
-      <w:headerReference w:type="default" r:id="rId10"/>
+      <w:headerReference w:type="even" r:id="rId10"/>
+      <w:headerReference w:type="default" r:id="rId11"/>
+      <w:footerReference w:type="even" r:id="rId12"/>
+      <w:footerReference w:type="default" r:id="rId13"/>
+      <w:headerReference w:type="first" r:id="rId14"/>
+      <w:footerReference w:type="first" r:id="rId15"/>
       <w:pgSz w:w="15840" w:h="12240" w:orient="landscape"/>
       <w:pgMar w:top="864" w:right="864" w:bottom="864" w:left="864" w:header="720" w:footer="720" w:gutter="0"/>
       <w:cols w:space="720"/>
@@ -1454,6 +1480,36 @@
 </w:endnotes>
 </file>
 
+<file path=word/footer1.xml><?xml version="1.0" encoding="utf-8"?>
+<w:ftr xmlns:wpc="http://schemas.microsoft.com/office/word/2010/wordprocessingCanvas" xmlns:cx="http://schemas.microsoft.com/office/drawing/2014/chartex" xmlns:cx1="http://schemas.microsoft.com/office/drawing/2015/9/8/chartex" xmlns:cx2="http://schemas.microsoft.com/office/drawing/2015/10/21/chartex" xmlns:cx3="http://schemas.microsoft.com/office/drawing/2016/5/9/chartex" xmlns:cx4="http://schemas.microsoft.com/office/drawing/2016/5/10/chartex" xmlns:cx5="http://schemas.microsoft.com/office/drawing/2016/5/11/chartex" xmlns:cx6="http://schemas.microsoft.com/office/drawing/2016/5/12/chartex" xmlns:cx7="http://schemas.microsoft.com/office/drawing/2016/5/13/chartex" xmlns:cx8="http://schemas.microsoft.com/office/drawing/2016/5/14/chartex" xmlns:mc="http://schemas.openxmlformats.org/markup-compatibility/2006" xmlns:aink="http://schemas.microsoft.com/office/drawing/2016/ink" xmlns:am3d="http://schemas.microsoft.com/office/drawing/2017/model3d" xmlns:o="urn:schemas-microsoft-com:office:office" xmlns:oel="http://schemas.microsoft.com/office/2019/extlst" xmlns:r="http://schemas.openxmlformats.org/officeDocument/2006/relationships" xmlns:m="http://schemas.openxmlformats.org/officeDocument/2006/math" xmlns:v="urn:schemas-microsoft-com:vml" xmlns:wp14="http://schemas.microsoft.com/office/word/2010/wordprocessingDrawing" xmlns:wp="http://schemas.openxmlformats.org/drawingml/2006/wordprocessingDrawing" xmlns:w10="urn:schemas-microsoft-com:office:word" xmlns:w="http://schemas.openxmlformats.org/wordprocessingml/2006/main" xmlns:w14="http://schemas.microsoft.com/office/word/2010/wordml" xmlns:w15="http://schemas.microsoft.com/office/word/2012/wordml" xmlns:w16cex="http://schemas.microsoft.com/office/word/2018/wordml/cex" xmlns:w16cid="http://schemas.microsoft.com/office/word/2016/wordml/cid" xmlns:w16="http://schemas.microsoft.com/office/word/2018/wordml" xmlns:w16du="http://schemas.microsoft.com/office/word/2023/wordml/word16du" xmlns:w16sdtdh="http://schemas.microsoft.com/office/word/2020/wordml/sdtdatahash" xmlns:w16sdtfl="http://schemas.microsoft.com/office/word/2024/wordml/sdtformatlock" xmlns:w16se="http://schemas.microsoft.com/office/word/2015/wordml/symex" xmlns:wpg="http://schemas.microsoft.com/office/word/2010/wordprocessingGroup" xmlns:wpi="http://schemas.microsoft.com/office/word/2010/wordprocessingInk" xmlns:wne="http://schemas.microsoft.com/office/word/2006/wordml" xmlns:wps="http://schemas.microsoft.com/office/word/2010/wordprocessingShape" mc:Ignorable="w14 w15 w16se w16cid w16 w16cex w16sdtdh w16sdtfl w16du wp14">
+  <w:p>
+    <w:pPr>
+      <w:pStyle w:val="Footer"/>
+    </w:pPr>
+  </w:p>
+</w:ftr>
+</file>
+
+<file path=word/footer2.xml><?xml version="1.0" encoding="utf-8"?>
+<w:ftr xmlns:wpc="http://schemas.microsoft.com/office/word/2010/wordprocessingCanvas" xmlns:cx="http://schemas.microsoft.com/office/drawing/2014/chartex" xmlns:cx1="http://schemas.microsoft.com/office/drawing/2015/9/8/chartex" xmlns:cx2="http://schemas.microsoft.com/office/drawing/2015/10/21/chartex" xmlns:cx3="http://schemas.microsoft.com/office/drawing/2016/5/9/chartex" xmlns:cx4="http://schemas.microsoft.com/office/drawing/2016/5/10/chartex" xmlns:cx5="http://schemas.microsoft.com/office/drawing/2016/5/11/chartex" xmlns:cx6="http://schemas.microsoft.com/office/drawing/2016/5/12/chartex" xmlns:cx7="http://schemas.microsoft.com/office/drawing/2016/5/13/chartex" xmlns:cx8="http://schemas.microsoft.com/office/drawing/2016/5/14/chartex" xmlns:mc="http://schemas.openxmlformats.org/markup-compatibility/2006" xmlns:aink="http://schemas.microsoft.com/office/drawing/2016/ink" xmlns:am3d="http://schemas.microsoft.com/office/drawing/2017/model3d" xmlns:o="urn:schemas-microsoft-com:office:office" xmlns:oel="http://schemas.microsoft.com/office/2019/extlst" xmlns:r="http://schemas.openxmlformats.org/officeDocument/2006/relationships" xmlns:m="http://schemas.openxmlformats.org/officeDocument/2006/math" xmlns:v="urn:schemas-microsoft-com:vml" xmlns:wp14="http://schemas.microsoft.com/office/word/2010/wordprocessingDrawing" xmlns:wp="http://schemas.openxmlformats.org/drawingml/2006/wordprocessingDrawing" xmlns:w10="urn:schemas-microsoft-com:office:word" xmlns:w="http://schemas.openxmlformats.org/wordprocessingml/2006/main" xmlns:w14="http://schemas.microsoft.com/office/word/2010/wordml" xmlns:w15="http://schemas.microsoft.com/office/word/2012/wordml" xmlns:w16cex="http://schemas.microsoft.com/office/word/2018/wordml/cex" xmlns:w16cid="http://schemas.microsoft.com/office/word/2016/wordml/cid" xmlns:w16="http://schemas.microsoft.com/office/word/2018/wordml" xmlns:w16du="http://schemas.microsoft.com/office/word/2023/wordml/word16du" xmlns:w16sdtdh="http://schemas.microsoft.com/office/word/2020/wordml/sdtdatahash" xmlns:w16sdtfl="http://schemas.microsoft.com/office/word/2024/wordml/sdtformatlock" xmlns:w16se="http://schemas.microsoft.com/office/word/2015/wordml/symex" xmlns:wpg="http://schemas.microsoft.com/office/word/2010/wordprocessingGroup" xmlns:wpi="http://schemas.microsoft.com/office/word/2010/wordprocessingInk" xmlns:wne="http://schemas.microsoft.com/office/word/2006/wordml" xmlns:wps="http://schemas.microsoft.com/office/word/2010/wordprocessingShape" mc:Ignorable="w14 w15 w16se w16cid w16 w16cex w16sdtdh w16sdtfl w16du wp14">
+  <w:p>
+    <w:pPr>
+      <w:pStyle w:val="Footer"/>
+    </w:pPr>
+  </w:p>
+</w:ftr>
+</file>
+
+<file path=word/footer3.xml><?xml version="1.0" encoding="utf-8"?>
+<w:ftr xmlns:wpc="http://schemas.microsoft.com/office/word/2010/wordprocessingCanvas" xmlns:cx="http://schemas.microsoft.com/office/drawing/2014/chartex" xmlns:cx1="http://schemas.microsoft.com/office/drawing/2015/9/8/chartex" xmlns:cx2="http://schemas.microsoft.com/office/drawing/2015/10/21/chartex" xmlns:cx3="http://schemas.microsoft.com/office/drawing/2016/5/9/chartex" xmlns:cx4="http://schemas.microsoft.com/office/drawing/2016/5/10/chartex" xmlns:cx5="http://schemas.microsoft.com/office/drawing/2016/5/11/chartex" xmlns:cx6="http://schemas.microsoft.com/office/drawing/2016/5/12/chartex" xmlns:cx7="http://schemas.microsoft.com/office/drawing/2016/5/13/chartex" xmlns:cx8="http://schemas.microsoft.com/office/drawing/2016/5/14/chartex" xmlns:mc="http://schemas.openxmlformats.org/markup-compatibility/2006" xmlns:aink="http://schemas.microsoft.com/office/drawing/2016/ink" xmlns:am3d="http://schemas.microsoft.com/office/drawing/2017/model3d" xmlns:o="urn:schemas-microsoft-com:office:office" xmlns:oel="http://schemas.microsoft.com/office/2019/extlst" xmlns:r="http://schemas.openxmlformats.org/officeDocument/2006/relationships" xmlns:m="http://schemas.openxmlformats.org/officeDocument/2006/math" xmlns:v="urn:schemas-microsoft-com:vml" xmlns:wp14="http://schemas.microsoft.com/office/word/2010/wordprocessingDrawing" xmlns:wp="http://schemas.openxmlformats.org/drawingml/2006/wordprocessingDrawing" xmlns:w10="urn:schemas-microsoft-com:office:word" xmlns:w="http://schemas.openxmlformats.org/wordprocessingml/2006/main" xmlns:w14="http://schemas.microsoft.com/office/word/2010/wordml" xmlns:w15="http://schemas.microsoft.com/office/word/2012/wordml" xmlns:w16cex="http://schemas.microsoft.com/office/word/2018/wordml/cex" xmlns:w16cid="http://schemas.microsoft.com/office/word/2016/wordml/cid" xmlns:w16="http://schemas.microsoft.com/office/word/2018/wordml" xmlns:w16du="http://schemas.microsoft.com/office/word/2023/wordml/word16du" xmlns:w16sdtdh="http://schemas.microsoft.com/office/word/2020/wordml/sdtdatahash" xmlns:w16sdtfl="http://schemas.microsoft.com/office/word/2024/wordml/sdtformatlock" xmlns:w16se="http://schemas.microsoft.com/office/word/2015/wordml/symex" xmlns:wpg="http://schemas.microsoft.com/office/word/2010/wordprocessingGroup" xmlns:wpi="http://schemas.microsoft.com/office/word/2010/wordprocessingInk" xmlns:wne="http://schemas.microsoft.com/office/word/2006/wordml" xmlns:wps="http://schemas.microsoft.com/office/word/2010/wordprocessingShape" mc:Ignorable="w14 w15 w16se w16cid w16 w16cex w16sdtdh w16sdtfl w16du wp14">
+  <w:p>
+    <w:pPr>
+      <w:pStyle w:val="Footer"/>
+    </w:pPr>
+  </w:p>
+</w:ftr>
+</file>
+
 <file path=word/footnotes.xml><?xml version="1.0" encoding="utf-8"?>
 <w:footnotes xmlns:wpc="http://schemas.microsoft.com/office/word/2010/wordprocessingCanvas" xmlns:cx="http://schemas.microsoft.com/office/drawing/2014/chartex" xmlns:cx1="http://schemas.microsoft.com/office/drawing/2015/9/8/chartex" xmlns:cx2="http://schemas.microsoft.com/office/drawing/2015/10/21/chartex" xmlns:cx3="http://schemas.microsoft.com/office/drawing/2016/5/9/chartex" xmlns:cx4="http://schemas.microsoft.com/office/drawing/2016/5/10/chartex" xmlns:cx5="http://schemas.microsoft.com/office/drawing/2016/5/11/chartex" xmlns:cx6="http://schemas.microsoft.com/office/drawing/2016/5/12/chartex" xmlns:cx7="http://schemas.microsoft.com/office/drawing/2016/5/13/chartex" xmlns:cx8="http://schemas.microsoft.com/office/drawing/2016/5/14/chartex" xmlns:mc="http://schemas.openxmlformats.org/markup-compatibility/2006" xmlns:aink="http://schemas.microsoft.com/office/drawing/2016/ink" xmlns:am3d="http://schemas.microsoft.com/office/drawing/2017/model3d" xmlns:o="urn:schemas-microsoft-com:office:office" xmlns:oel="http://schemas.microsoft.com/office/2019/extlst" xmlns:r="http://schemas.openxmlformats.org/officeDocument/2006/relationships" xmlns:m="http://schemas.openxmlformats.org/officeDocument/2006/math" xmlns:v="urn:schemas-microsoft-com:vml" xmlns:wp14="http://schemas.microsoft.com/office/word/2010/wordprocessingDrawing" xmlns:wp="http://schemas.openxmlformats.org/drawingml/2006/wordprocessingDrawing" xmlns:w10="urn:schemas-microsoft-com:office:word" xmlns:w="http://schemas.openxmlformats.org/wordprocessingml/2006/main" xmlns:w14="http://schemas.microsoft.com/office/word/2010/wordml" xmlns:w15="http://schemas.microsoft.com/office/word/2012/wordml" xmlns:w16cex="http://schemas.microsoft.com/office/word/2018/wordml/cex" xmlns:w16cid="http://schemas.microsoft.com/office/word/2016/wordml/cid" xmlns:w16="http://schemas.microsoft.com/office/word/2018/wordml" xmlns:w16du="http://schemas.microsoft.com/office/word/2023/wordml/word16du" xmlns:w16sdtdh="http://schemas.microsoft.com/office/word/2020/wordml/sdtdatahash" xmlns:w16sdtfl="http://schemas.microsoft.com/office/word/2024/wordml/sdtformatlock" xmlns:w16se="http://schemas.microsoft.com/office/word/2015/wordml/symex" xmlns:wpg="http://schemas.microsoft.com/office/word/2010/wordprocessingGroup" xmlns:wpi="http://schemas.microsoft.com/office/word/2010/wordprocessingInk" xmlns:wne="http://schemas.microsoft.com/office/word/2006/wordml" xmlns:wps="http://schemas.microsoft.com/office/word/2010/wordprocessingShape" mc:Ignorable="w14 w15 w16se w16cid w16 w16cex w16sdtdh w16sdtfl w16du wp14">
   <w:footnote w:type="separator" w:id="-1">
@@ -1485,6 +1541,93 @@
     <w:pPr>
       <w:pStyle w:val="Header"/>
     </w:pPr>
+  </w:p>
+</w:hdr>
+</file>
+
+<file path=word/header2.xml><?xml version="1.0" encoding="utf-8"?>
+<w:hdr xmlns:wpc="http://schemas.microsoft.com/office/word/2010/wordprocessingCanvas" xmlns:cx="http://schemas.microsoft.com/office/drawing/2014/chartex" xmlns:cx1="http://schemas.microsoft.com/office/drawing/2015/9/8/chartex" xmlns:cx2="http://schemas.microsoft.com/office/drawing/2015/10/21/chartex" xmlns:cx3="http://schemas.microsoft.com/office/drawing/2016/5/9/chartex" xmlns:cx4="http://schemas.microsoft.com/office/drawing/2016/5/10/chartex" xmlns:cx5="http://schemas.microsoft.com/office/drawing/2016/5/11/chartex" xmlns:cx6="http://schemas.microsoft.com/office/drawing/2016/5/12/chartex" xmlns:cx7="http://schemas.microsoft.com/office/drawing/2016/5/13/chartex" xmlns:cx8="http://schemas.microsoft.com/office/drawing/2016/5/14/chartex" xmlns:mc="http://schemas.openxmlformats.org/markup-compatibility/2006" xmlns:aink="http://schemas.microsoft.com/office/drawing/2016/ink" xmlns:am3d="http://schemas.microsoft.com/office/drawing/2017/model3d" xmlns:o="urn:schemas-microsoft-com:office:office" xmlns:oel="http://schemas.microsoft.com/office/2019/extlst" xmlns:r="http://schemas.openxmlformats.org/officeDocument/2006/relationships" xmlns:m="http://schemas.openxmlformats.org/officeDocument/2006/math" xmlns:v="urn:schemas-microsoft-com:vml" xmlns:wp14="http://schemas.microsoft.com/office/word/2010/wordprocessingDrawing" xmlns:wp="http://schemas.openxmlformats.org/drawingml/2006/wordprocessingDrawing" xmlns:w10="urn:schemas-microsoft-com:office:word" xmlns:w="http://schemas.openxmlformats.org/wordprocessingml/2006/main" xmlns:w14="http://schemas.microsoft.com/office/word/2010/wordml" xmlns:w15="http://schemas.microsoft.com/office/word/2012/wordml" xmlns:w16cex="http://schemas.microsoft.com/office/word/2018/wordml/cex" xmlns:w16cid="http://schemas.microsoft.com/office/word/2016/wordml/cid" xmlns:w16="http://schemas.microsoft.com/office/word/2018/wordml" xmlns:w16du="http://schemas.microsoft.com/office/word/2023/wordml/word16du" xmlns:w16sdtdh="http://schemas.microsoft.com/office/word/2020/wordml/sdtdatahash" xmlns:w16sdtfl="http://schemas.microsoft.com/office/word/2024/wordml/sdtformatlock" xmlns:w16se="http://schemas.microsoft.com/office/word/2015/wordml/symex" xmlns:wpg="http://schemas.microsoft.com/office/word/2010/wordprocessingGroup" xmlns:wpi="http://schemas.microsoft.com/office/word/2010/wordprocessingInk" xmlns:wne="http://schemas.microsoft.com/office/word/2006/wordml" xmlns:wps="http://schemas.microsoft.com/office/word/2010/wordprocessingShape" mc:Ignorable="w14 w15 w16se w16cid w16 w16cex w16sdtdh w16sdtfl w16du wp14">
+  <w:p>
+    <w:pPr>
+      <w:pStyle w:val="Header"/>
+    </w:pPr>
+    <w:r>
+      <w:rPr>
+        <w:noProof/>
+      </w:rPr>
+      <w:drawing>
+        <wp:anchor distT="0" distB="0" distL="114300" distR="114300" simplePos="0" relativeHeight="251660288" behindDoc="1" locked="0" layoutInCell="1" allowOverlap="1" wp14:anchorId="1B2B002A" wp14:editId="5C787AB8">
+          <wp:simplePos x="0" y="0"/>
+          <wp:positionH relativeFrom="column">
+            <wp:posOffset>-72390</wp:posOffset>
+          </wp:positionH>
+          <wp:positionV relativeFrom="paragraph">
+            <wp:posOffset>-144780</wp:posOffset>
+          </wp:positionV>
+          <wp:extent cx="456565" cy="456565"/>
+          <wp:effectExtent l="19050" t="0" r="19685" b="172085"/>
+          <wp:wrapTight wrapText="bothSides">
+            <wp:wrapPolygon edited="0">
+              <wp:start x="-901" y="0"/>
+              <wp:lineTo x="-901" y="28840"/>
+              <wp:lineTo x="21630" y="28840"/>
+              <wp:lineTo x="21630" y="0"/>
+              <wp:lineTo x="-901" y="0"/>
+            </wp:wrapPolygon>
+          </wp:wrapTight>
+          <wp:docPr id="1471455041" name="Picture 4"/>
+          <wp:cNvGraphicFramePr>
+            <a:graphicFrameLocks xmlns:a="http://schemas.openxmlformats.org/drawingml/2006/main" noChangeAspect="1"/>
+          </wp:cNvGraphicFramePr>
+          <a:graphic xmlns:a="http://schemas.openxmlformats.org/drawingml/2006/main">
+            <a:graphicData uri="http://schemas.openxmlformats.org/drawingml/2006/picture">
+              <pic:pic xmlns:pic="http://schemas.openxmlformats.org/drawingml/2006/picture">
+                <pic:nvPicPr>
+                  <pic:cNvPr id="1471455041" name="Picture 4"/>
+                  <pic:cNvPicPr>
+                    <a:picLocks noChangeAspect="1"/>
+                  </pic:cNvPicPr>
+                </pic:nvPicPr>
+                <pic:blipFill>
+                  <a:blip r:embed="rId1">
+                    <a:extLst>
+                      <a:ext uri="{28A0092B-C50C-407E-A947-70E740481C1C}">
+                        <a14:useLocalDpi xmlns:a14="http://schemas.microsoft.com/office/drawing/2010/main" val="0"/>
+                      </a:ext>
+                    </a:extLst>
+                  </a:blip>
+                  <a:stretch>
+                    <a:fillRect/>
+                  </a:stretch>
+                </pic:blipFill>
+                <pic:spPr>
+                  <a:xfrm>
+                    <a:off x="0" y="0"/>
+                    <a:ext cx="456565" cy="456565"/>
+                  </a:xfrm>
+                  <a:prstGeom prst="roundRect">
+                    <a:avLst>
+                      <a:gd name="adj" fmla="val 8594"/>
+                    </a:avLst>
+                  </a:prstGeom>
+                  <a:solidFill>
+                    <a:srgbClr val="FFFFFF">
+                      <a:shade val="85000"/>
+                    </a:srgbClr>
+                  </a:solidFill>
+                  <a:ln>
+                    <a:noFill/>
+                  </a:ln>
+                  <a:effectLst>
+                    <a:reflection blurRad="12700" stA="38000" endPos="28000" dist="5000" dir="5400000" sy="-100000" algn="bl" rotWithShape="0"/>
+                  </a:effectLst>
+                </pic:spPr>
+              </pic:pic>
+            </a:graphicData>
+          </a:graphic>
+        </wp:anchor>
+      </w:drawing>
+    </w:r>
     <w:r>
       <w:rPr>
         <w:noProof/>
@@ -1492,13 +1635,13 @@
       <mc:AlternateContent>
         <mc:Choice Requires="wps">
           <w:drawing>
-            <wp:anchor distT="0" distB="0" distL="114300" distR="114300" simplePos="0" relativeHeight="251659264" behindDoc="0" locked="0" layoutInCell="1" allowOverlap="1" wp14:anchorId="7CFD20DB" wp14:editId="7493A905">
+            <wp:anchor distT="0" distB="0" distL="114300" distR="114300" simplePos="0" relativeHeight="251659264" behindDoc="1" locked="0" layoutInCell="1" allowOverlap="1" wp14:anchorId="7CFD20DB" wp14:editId="3A7B1F1A">
               <wp:simplePos x="0" y="0"/>
               <wp:positionH relativeFrom="column">
-                <wp:posOffset>-609600</wp:posOffset>
+                <wp:posOffset>-571500</wp:posOffset>
               </wp:positionH>
               <wp:positionV relativeFrom="paragraph">
-                <wp:posOffset>-518160</wp:posOffset>
+                <wp:posOffset>-510540</wp:posOffset>
               </wp:positionV>
               <wp:extent cx="10218420" cy="1051560"/>
               <wp:effectExtent l="0" t="0" r="0" b="0"/>
@@ -1610,6 +1753,17 @@
                           </w:r>
                           <w:r>
                             <w:rPr>
+                              <w:rFonts w:ascii="Arial Narrow" w:hAnsi="Arial Narrow"/>
+                              <w:b/>
+                              <w:bCs/>
+                              <w:color w:val="000000" w:themeColor="text1"/>
+                              <w:sz w:val="28"/>
+                              <w:szCs w:val="28"/>
+                            </w:rPr>
+                            <w:t xml:space="preserve">             </w:t>
+                          </w:r>
+                          <w:r>
+                            <w:rPr>
                               <w:rFonts w:asciiTheme="majorHAnsi" w:hAnsiTheme="majorHAnsi" w:cstheme="majorHAnsi"/>
                               <w:b/>
                               <w:bCs/>
@@ -1617,7 +1771,18 @@
                               <w:sz w:val="52"/>
                               <w:szCs w:val="52"/>
                             </w:rPr>
-                            <w:t>Bee Health Checker (UK)</w:t>
+                            <w:t>Be</w:t>
+                          </w:r>
+                          <w:r>
+                            <w:rPr>
+                              <w:rFonts w:asciiTheme="majorHAnsi" w:hAnsiTheme="majorHAnsi" w:cstheme="majorHAnsi"/>
+                              <w:b/>
+                              <w:bCs/>
+                              <w:color w:val="000000" w:themeColor="text1"/>
+                              <w:sz w:val="52"/>
+                              <w:szCs w:val="52"/>
+                            </w:rPr>
+                            <w:t>e Health Checker (UK)</w:t>
                           </w:r>
                           <w:r>
                             <w:rPr>
@@ -1688,7 +1853,7 @@
                             </w:rPr>
                             <w:t xml:space="preserve">    </w:t>
                           </w:r>
-                          <w:hyperlink r:id="rId1" w:history="1">
+                          <w:hyperlink r:id="rId2" w:history="1">
                             <w:r>
                               <w:rPr>
                                 <w:rStyle w:val="Hyperlink"/>
@@ -1736,6 +1901,17 @@
                               <w:szCs w:val="24"/>
                             </w:rPr>
                             <w:t xml:space="preserve">           </w:t>
+                          </w:r>
+                          <w:r>
+                            <w:rPr>
+                              <w:rFonts w:ascii="Segoe UI" w:hAnsi="Segoe UI" w:cs="Segoe UI"/>
+                              <w:i/>
+                              <w:iCs/>
+                              <w:color w:val="000000" w:themeColor="text1"/>
+                              <w:sz w:val="24"/>
+                              <w:szCs w:val="24"/>
+                            </w:rPr>
+                            <w:t xml:space="preserve">             </w:t>
                           </w:r>
                           <w:r>
                             <w:rPr>
@@ -1795,7 +1971,7 @@
         </mc:Choice>
         <mc:Fallback>
           <w:pict>
-            <v:rect w14:anchorId="7CFD20DB" id="Rectangle 1" o:spid="_x0000_s1026" style="position:absolute;margin-left:-48pt;margin-top:-40.8pt;width:804.6pt;height:82.8pt;z-index:251659264;visibility:visible;mso-wrap-style:square;mso-width-percent:0;mso-height-percent:0;mso-wrap-distance-left:9pt;mso-wrap-distance-top:0;mso-wrap-distance-right:9pt;mso-wrap-distance-bottom:0;mso-position-horizontal:absolute;mso-position-horizontal-relative:text;mso-position-vertical:absolute;mso-position-vertical-relative:text;mso-width-percent:0;mso-height-percent:0;mso-width-relative:margin;mso-height-relative:margin;v-text-anchor:middle" o:gfxdata="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" fillcolor="#fff4d6" stroked="f" strokeweight="2pt">
+            <v:rect w14:anchorId="7CFD20DB" id="Rectangle 1" o:spid="_x0000_s1026" style="position:absolute;margin-left:-45pt;margin-top:-40.2pt;width:804.6pt;height:82.8pt;z-index:-251657216;visibility:visible;mso-wrap-style:square;mso-width-percent:0;mso-height-percent:0;mso-wrap-distance-left:9pt;mso-wrap-distance-top:0;mso-wrap-distance-right:9pt;mso-wrap-distance-bottom:0;mso-position-horizontal:absolute;mso-position-horizontal-relative:text;mso-position-vertical:absolute;mso-position-vertical-relative:text;mso-width-percent:0;mso-height-percent:0;mso-width-relative:margin;mso-height-relative:margin;v-text-anchor:middle" o:gfxdata="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" fillcolor="#fff4d6" stroked="f" strokeweight="2pt">
               <v:fill color2="#fde9d9 [665]" o:opacity2="58853f" rotate="t" focusposition="1,1" focussize="" colors="0 #fff4d6;5243f #fff4d6;53740f #dae7d6" focus="100%" type="gradientRadial"/>
               <v:textbox>
                 <w:txbxContent>
@@ -1846,6 +2022,17 @@
                     </w:r>
                     <w:r>
                       <w:rPr>
+                        <w:rFonts w:ascii="Arial Narrow" w:hAnsi="Arial Narrow"/>
+                        <w:b/>
+                        <w:bCs/>
+                        <w:color w:val="000000" w:themeColor="text1"/>
+                        <w:sz w:val="28"/>
+                        <w:szCs w:val="28"/>
+                      </w:rPr>
+                      <w:t xml:space="preserve">             </w:t>
+                    </w:r>
+                    <w:r>
+                      <w:rPr>
                         <w:rFonts w:asciiTheme="majorHAnsi" w:hAnsiTheme="majorHAnsi" w:cstheme="majorHAnsi"/>
                         <w:b/>
                         <w:bCs/>
@@ -1853,7 +2040,18 @@
                         <w:sz w:val="52"/>
                         <w:szCs w:val="52"/>
                       </w:rPr>
-                      <w:t>Bee Health Checker (UK)</w:t>
+                      <w:t>Be</w:t>
+                    </w:r>
+                    <w:r>
+                      <w:rPr>
+                        <w:rFonts w:asciiTheme="majorHAnsi" w:hAnsiTheme="majorHAnsi" w:cstheme="majorHAnsi"/>
+                        <w:b/>
+                        <w:bCs/>
+                        <w:color w:val="000000" w:themeColor="text1"/>
+                        <w:sz w:val="52"/>
+                        <w:szCs w:val="52"/>
+                      </w:rPr>
+                      <w:t>e Health Checker (UK)</w:t>
                     </w:r>
                     <w:r>
                       <w:rPr>
@@ -1924,7 +2122,7 @@
                       </w:rPr>
                       <w:t xml:space="preserve">    </w:t>
                     </w:r>
-                    <w:hyperlink r:id="rId2" w:history="1">
+                    <w:hyperlink r:id="rId3" w:history="1">
                       <w:r>
                         <w:rPr>
                           <w:rStyle w:val="Hyperlink"/>
@@ -1982,6 +2180,17 @@
                         <w:sz w:val="24"/>
                         <w:szCs w:val="24"/>
                       </w:rPr>
+                      <w:t xml:space="preserve">             </w:t>
+                    </w:r>
+                    <w:r>
+                      <w:rPr>
+                        <w:rFonts w:ascii="Segoe UI" w:hAnsi="Segoe UI" w:cs="Segoe UI"/>
+                        <w:i/>
+                        <w:iCs/>
+                        <w:color w:val="000000" w:themeColor="text1"/>
+                        <w:sz w:val="24"/>
+                        <w:szCs w:val="24"/>
+                      </w:rPr>
                       <w:t>Symptoms, confirming checks, severity and recommended actions</w:t>
                     </w:r>
                   </w:p>
@@ -2016,6 +2225,16 @@
         </mc:Fallback>
       </mc:AlternateContent>
     </w:r>
+  </w:p>
+</w:hdr>
+</file>
+
+<file path=word/header3.xml><?xml version="1.0" encoding="utf-8"?>
+<w:hdr xmlns:wpc="http://schemas.microsoft.com/office/word/2010/wordprocessingCanvas" xmlns:cx="http://schemas.microsoft.com/office/drawing/2014/chartex" xmlns:cx1="http://schemas.microsoft.com/office/drawing/2015/9/8/chartex" xmlns:cx2="http://schemas.microsoft.com/office/drawing/2015/10/21/chartex" xmlns:cx3="http://schemas.microsoft.com/office/drawing/2016/5/9/chartex" xmlns:cx4="http://schemas.microsoft.com/office/drawing/2016/5/10/chartex" xmlns:cx5="http://schemas.microsoft.com/office/drawing/2016/5/11/chartex" xmlns:cx6="http://schemas.microsoft.com/office/drawing/2016/5/12/chartex" xmlns:cx7="http://schemas.microsoft.com/office/drawing/2016/5/13/chartex" xmlns:cx8="http://schemas.microsoft.com/office/drawing/2016/5/14/chartex" xmlns:mc="http://schemas.openxmlformats.org/markup-compatibility/2006" xmlns:aink="http://schemas.microsoft.com/office/drawing/2016/ink" xmlns:am3d="http://schemas.microsoft.com/office/drawing/2017/model3d" xmlns:o="urn:schemas-microsoft-com:office:office" xmlns:oel="http://schemas.microsoft.com/office/2019/extlst" xmlns:r="http://schemas.openxmlformats.org/officeDocument/2006/relationships" xmlns:m="http://schemas.openxmlformats.org/officeDocument/2006/math" xmlns:v="urn:schemas-microsoft-com:vml" xmlns:wp14="http://schemas.microsoft.com/office/word/2010/wordprocessingDrawing" xmlns:wp="http://schemas.openxmlformats.org/drawingml/2006/wordprocessingDrawing" xmlns:w10="urn:schemas-microsoft-com:office:word" xmlns:w="http://schemas.openxmlformats.org/wordprocessingml/2006/main" xmlns:w14="http://schemas.microsoft.com/office/word/2010/wordml" xmlns:w15="http://schemas.microsoft.com/office/word/2012/wordml" xmlns:w16cex="http://schemas.microsoft.com/office/word/2018/wordml/cex" xmlns:w16cid="http://schemas.microsoft.com/office/word/2016/wordml/cid" xmlns:w16="http://schemas.microsoft.com/office/word/2018/wordml" xmlns:w16du="http://schemas.microsoft.com/office/word/2023/wordml/word16du" xmlns:w16sdtdh="http://schemas.microsoft.com/office/word/2020/wordml/sdtdatahash" xmlns:w16sdtfl="http://schemas.microsoft.com/office/word/2024/wordml/sdtformatlock" xmlns:w16se="http://schemas.microsoft.com/office/word/2015/wordml/symex" xmlns:wpg="http://schemas.microsoft.com/office/word/2010/wordprocessingGroup" xmlns:wpi="http://schemas.microsoft.com/office/word/2010/wordprocessingInk" xmlns:wne="http://schemas.microsoft.com/office/word/2006/wordml" xmlns:wps="http://schemas.microsoft.com/office/word/2010/wordprocessingShape" mc:Ignorable="w14 w15 w16se w16cid w16 w16cex w16sdtdh w16sdtfl w16du wp14">
+  <w:p>
+    <w:pPr>
+      <w:pStyle w:val="Header"/>
+    </w:pPr>
   </w:p>
 </w:hdr>
 </file>
